--- a/fra/docx/14.content.docx
+++ b/fra/docx/14.content.docx
@@ -19,7 +19,7 @@
         <w:rPr>
           <w:lang w:val="fr_FR" w:bidi="fr_FR"/>
         </w:rPr>
-        <w:t>Resource: Notes d'étude - Introductions aux livres (Tyndale)</w:t>
+        <w:t>Resource: Tyndale Open Study Notes</w:t>
       </w:r>
       <w:r>
         <w:rPr>
@@ -112,7 +112,7 @@
         <w:rPr>
           <w:lang w:val="fr_FR" w:bidi="fr_FR"/>
         </w:rPr>
-        <w:t>Notes d'étude - Introductions aux livres (Tyndale)</w:t>
+        <w:t>Tyndale Open Study Notes</w:t>
       </w:r>
     </w:p>
     <w:p>

--- a/fra/docx/14.content.docx
+++ b/fra/docx/14.content.docx
@@ -19,7 +19,7 @@
         <w:rPr>
           <w:lang w:val="fr_FR" w:bidi="fr_FR"/>
         </w:rPr>
-        <w:t>Resource: Tyndale Open Study Notes</w:t>
+        <w:t>Resource: Aquifer Open Study Notes (Book Intros)</w:t>
       </w:r>
       <w:r>
         <w:rPr>
@@ -112,7 +112,7 @@
         <w:rPr>
           <w:lang w:val="fr_FR" w:bidi="fr_FR"/>
         </w:rPr>
-        <w:t>Tyndale Open Study Notes</w:t>
+        <w:t>Aquifer Open Study Notes (Book Intros)</w:t>
       </w:r>
     </w:p>
     <w:p>

--- a/fra/docx/14.content.docx
+++ b/fra/docx/14.content.docx
@@ -245,18 +245,12 @@
         </w:rPr>
         <w:t xml:space="preserve"> » (</w:t>
       </w:r>
-      <w:hyperlink r:id="rId13">
-        <w:r>
-          <w:rPr>
-            <w:lang w:val="fr_FR" w:bidi="fr_FR"/>
-          </w:rPr>
-          <w:rPr>
-            <w:color w:val="0000EE"/>
-            <w:u w:val="single"/>
-          </w:rPr>
-          <w:t>2Ch 20.20</w:t>
-        </w:r>
-      </w:hyperlink>
+      <w:r>
+        <w:rPr>
+          <w:lang w:val="fr_FR" w:bidi="fr_FR"/>
+        </w:rPr>
+        <w:t>2Ch 20.20</w:t>
+      </w:r>
       <w:r>
         <w:rPr>
           <w:lang w:val="fr_FR" w:bidi="fr_FR"/>
@@ -292,7 +286,13 @@
         <w:rPr>
           <w:lang w:val="fr_FR" w:bidi="fr_FR"/>
         </w:rPr>
-        <w:t xml:space="preserve">Introduction au livre de 1 Chroniques </w:t>
+        <w:t>Introduction au livre de 1 Chroniques</w:t>
+      </w:r>
+      <w:r>
+        <w:rPr>
+          <w:lang w:val="fr_FR" w:bidi="fr_FR"/>
+        </w:rPr>
+        <w:t xml:space="preserve"> </w:t>
       </w:r>
       <w:r>
         <w:rPr>
@@ -339,36 +339,24 @@
         </w:rPr>
         <w:t>Les neuf premiers chapitres de 2 Chroniques mettent l’accent sur le règne de Salomon. Ce récit s’attarde longuement sur la construction du temple et sur l’organisation du service sacerdotal. La prière de Salomon, suivie de la réponse divine, constitue le cœur théologique de cette section (</w:t>
       </w:r>
-      <w:hyperlink r:id="rId14">
-        <w:r>
-          <w:rPr>
-            <w:lang w:val="fr_FR" w:bidi="fr_FR"/>
-          </w:rPr>
-          <w:rPr>
-            <w:color w:val="0000EE"/>
-            <w:u w:val="single"/>
-          </w:rPr>
-          <w:t>6.1–7.22</w:t>
-        </w:r>
-      </w:hyperlink>
+      <w:r>
+        <w:rPr>
+          <w:lang w:val="fr_FR" w:bidi="fr_FR"/>
+        </w:rPr>
+        <w:t>6.1–7.22</w:t>
+      </w:r>
       <w:r>
         <w:rPr>
           <w:lang w:val="fr_FR" w:bidi="fr_FR"/>
         </w:rPr>
         <w:t>). Dieu a répondu à la prière de Salomon, dans une vision qui exprimait la perspective théologique propre de l'auteur du livre des Chroniques (</w:t>
       </w:r>
-      <w:hyperlink r:id="rId15">
-        <w:r>
-          <w:rPr>
-            <w:lang w:val="fr_FR" w:bidi="fr_FR"/>
-          </w:rPr>
-          <w:rPr>
-            <w:color w:val="0000EE"/>
-            <w:u w:val="single"/>
-          </w:rPr>
-          <w:t>7.12–22</w:t>
-        </w:r>
-      </w:hyperlink>
+      <w:r>
+        <w:rPr>
+          <w:lang w:val="fr_FR" w:bidi="fr_FR"/>
+        </w:rPr>
+        <w:t>7.12–22</w:t>
+      </w:r>
       <w:r>
         <w:rPr>
           <w:lang w:val="fr_FR" w:bidi="fr_FR"/>
@@ -389,18 +377,12 @@
         </w:rPr>
         <w:t xml:space="preserve">Après avoir rapporté la division du royaume, l’auteur concentre son attention presque exclusivement sur le royaume du sud, Juda. Pour lui, la survie d’Israël repose sur deux piliers : la dynastie davidique et le temple de Jérusalem. Néanmoins, les descendants de David n’ont pas tous été exemplaires dans leur fidélité. De son côté, le royaume du nord, Israël, a parfois agi avec droiture (par ex., </w:t>
       </w:r>
-      <w:hyperlink r:id="rId16">
-        <w:r>
-          <w:rPr>
-            <w:lang w:val="fr_FR" w:bidi="fr_FR"/>
-          </w:rPr>
-          <w:rPr>
-            <w:color w:val="0000EE"/>
-            <w:u w:val="single"/>
-          </w:rPr>
-          <w:t>28.5–15</w:t>
-        </w:r>
-      </w:hyperlink>
+      <w:r>
+        <w:rPr>
+          <w:lang w:val="fr_FR" w:bidi="fr_FR"/>
+        </w:rPr>
+        <w:t>28.5–15</w:t>
+      </w:r>
       <w:r>
         <w:rPr>
           <w:lang w:val="fr_FR" w:bidi="fr_FR"/>
@@ -421,72 +403,48 @@
         </w:rPr>
         <w:t>La manière dont l’auteur décrit les rois de Juda diffère souvent notablement des descriptions parallèles dans le livre des Rois. Ozias apparaît comme une figure mineure dans livre des Rois (</w:t>
       </w:r>
-      <w:hyperlink r:id="rId17">
-        <w:r>
-          <w:rPr>
-            <w:lang w:val="fr_FR" w:bidi="fr_FR"/>
-          </w:rPr>
-          <w:rPr>
-            <w:color w:val="0000EE"/>
-            <w:u w:val="single"/>
-          </w:rPr>
-          <w:t>2R 15.1–7</w:t>
-        </w:r>
-      </w:hyperlink>
+      <w:r>
+        <w:rPr>
+          <w:lang w:val="fr_FR" w:bidi="fr_FR"/>
+        </w:rPr>
+        <w:t>2R 15.1–7</w:t>
+      </w:r>
       <w:r>
         <w:rPr>
           <w:lang w:val="fr_FR" w:bidi="fr_FR"/>
         </w:rPr>
         <w:t>), bien qu'il ait été un roi puissant ayant régné pendant plus de cinquante ans. Dans le livre des Chroniques, il est présenté comme un bâtisseur et un réformateur remarquable. De même, Jotham, brièvement évoqué dans le livre des Rois (</w:t>
       </w:r>
-      <w:hyperlink r:id="rId18">
-        <w:r>
-          <w:rPr>
-            <w:lang w:val="fr_FR" w:bidi="fr_FR"/>
-          </w:rPr>
-          <w:rPr>
-            <w:color w:val="0000EE"/>
-            <w:u w:val="single"/>
-          </w:rPr>
-          <w:t>2R 15.32–38</w:t>
-        </w:r>
-      </w:hyperlink>
+      <w:r>
+        <w:rPr>
+          <w:lang w:val="fr_FR" w:bidi="fr_FR"/>
+        </w:rPr>
+        <w:t>2R 15.32–38</w:t>
+      </w:r>
       <w:r>
         <w:rPr>
           <w:lang w:val="fr_FR" w:bidi="fr_FR"/>
         </w:rPr>
         <w:t>), est ici décrit comme un roi actif et productif (</w:t>
       </w:r>
-      <w:hyperlink r:id="rId19">
-        <w:r>
-          <w:rPr>
-            <w:lang w:val="fr_FR" w:bidi="fr_FR"/>
-          </w:rPr>
-          <w:rPr>
-            <w:color w:val="0000EE"/>
-            <w:u w:val="single"/>
-          </w:rPr>
-          <w:t>2Ch 27.3–4</w:t>
-        </w:r>
-      </w:hyperlink>
+      <w:r>
+        <w:rPr>
+          <w:lang w:val="fr_FR" w:bidi="fr_FR"/>
+        </w:rPr>
+        <w:t>2Ch 27.3–4</w:t>
+      </w:r>
       <w:r>
         <w:rPr>
           <w:lang w:val="fr_FR" w:bidi="fr_FR"/>
         </w:rPr>
         <w:t>). Quant à Ézéchias, son portrait est particulièrement étoffé (</w:t>
       </w:r>
-      <w:hyperlink r:id="rId20">
-        <w:r>
-          <w:rPr>
-            <w:lang w:val="fr_FR" w:bidi="fr_FR"/>
-          </w:rPr>
-          <w:rPr>
-            <w:color w:val="0000EE"/>
-            <w:u w:val="single"/>
-          </w:rPr>
-          <w:t>29.1–32.33</w:t>
-        </w:r>
-      </w:hyperlink>
+      <w:r>
+        <w:rPr>
+          <w:lang w:val="fr_FR" w:bidi="fr_FR"/>
+        </w:rPr>
+        <w:t>29.1–32.33</w:t>
+      </w:r>
       <w:r>
         <w:rPr>
           <w:lang w:val="fr_FR" w:bidi="fr_FR"/>
@@ -507,18 +465,12 @@
         </w:rPr>
         <w:t>Viennent ensuite les règnes de Manassé et d’Amon (</w:t>
       </w:r>
-      <w:hyperlink r:id="rId21">
-        <w:r>
-          <w:rPr>
-            <w:lang w:val="fr_FR" w:bidi="fr_FR"/>
-          </w:rPr>
-          <w:rPr>
-            <w:color w:val="0000EE"/>
-            <w:u w:val="single"/>
-          </w:rPr>
-          <w:t>33.1–25</w:t>
-        </w:r>
-      </w:hyperlink>
+      <w:r>
+        <w:rPr>
+          <w:lang w:val="fr_FR" w:bidi="fr_FR"/>
+        </w:rPr>
+        <w:t>33.1–25</w:t>
+      </w:r>
       <w:r>
         <w:rPr>
           <w:lang w:val="fr_FR" w:bidi="fr_FR"/>
@@ -539,36 +491,24 @@
         </w:rPr>
         <w:t>Le règne de Josias (</w:t>
       </w:r>
-      <w:hyperlink r:id="rId22">
-        <w:r>
-          <w:rPr>
-            <w:lang w:val="fr_FR" w:bidi="fr_FR"/>
-          </w:rPr>
-          <w:rPr>
-            <w:color w:val="0000EE"/>
-            <w:u w:val="single"/>
-          </w:rPr>
-          <w:t>34.1–35.27</w:t>
-        </w:r>
-      </w:hyperlink>
+      <w:r>
+        <w:rPr>
+          <w:lang w:val="fr_FR" w:bidi="fr_FR"/>
+        </w:rPr>
+        <w:t>34.1–35.27</w:t>
+      </w:r>
       <w:r>
         <w:rPr>
           <w:lang w:val="fr_FR" w:bidi="fr_FR"/>
         </w:rPr>
         <w:t>) est présenté comme agréable à Dieu. Toutefois, sa mort en 609 av. J.-C. marque le début d’un effondrement rapide. En seulement quatre ans, les Babyloniens déclenchent une série d’attaques (605–586 av. J.-C.) qui aboutissent à la destruction de Jérusalem et du temple, et à la déportation de la population (</w:t>
       </w:r>
-      <w:hyperlink r:id="rId23">
-        <w:r>
-          <w:rPr>
-            <w:lang w:val="fr_FR" w:bidi="fr_FR"/>
-          </w:rPr>
-          <w:rPr>
-            <w:color w:val="0000EE"/>
-            <w:u w:val="single"/>
-          </w:rPr>
-          <w:t>36.2–21</w:t>
-        </w:r>
-      </w:hyperlink>
+      <w:r>
+        <w:rPr>
+          <w:lang w:val="fr_FR" w:bidi="fr_FR"/>
+        </w:rPr>
+        <w:t>36.2–21</w:t>
+      </w:r>
       <w:r>
         <w:rPr>
           <w:lang w:val="fr_FR" w:bidi="fr_FR"/>
@@ -589,18 +529,12 @@
         </w:rPr>
         <w:t>Malgré tout, le récit se conclut sur une note d’espérance : l’édit de Cyrus, en 538 av. J.-C., autorise les Juifs à rentrer en Juda et à rebâtir Jérusalem (</w:t>
       </w:r>
-      <w:hyperlink r:id="rId24">
-        <w:r>
-          <w:rPr>
-            <w:lang w:val="fr_FR" w:bidi="fr_FR"/>
-          </w:rPr>
-          <w:rPr>
-            <w:color w:val="0000EE"/>
-            <w:u w:val="single"/>
-          </w:rPr>
-          <w:t>36.22–23</w:t>
-        </w:r>
-      </w:hyperlink>
+      <w:r>
+        <w:rPr>
+          <w:lang w:val="fr_FR" w:bidi="fr_FR"/>
+        </w:rPr>
+        <w:t>36.22–23</w:t>
+      </w:r>
       <w:r>
         <w:rPr>
           <w:lang w:val="fr_FR" w:bidi="fr_FR"/>
@@ -724,18 +658,12 @@
         </w:rPr>
         <w:t>Le récit des Chroniques présente la période de David et de Salomon comme un âge d’or où tout Israël s’unissait pour adorer Dieu (</w:t>
       </w:r>
-      <w:hyperlink r:id="rId25">
-        <w:r>
-          <w:rPr>
-            <w:lang w:val="fr_FR" w:bidi="fr_FR"/>
-          </w:rPr>
-          <w:rPr>
-            <w:color w:val="0000EE"/>
-            <w:u w:val="single"/>
-          </w:rPr>
-          <w:t>7.8</w:t>
-        </w:r>
-      </w:hyperlink>
+      <w:r>
+        <w:rPr>
+          <w:lang w:val="fr_FR" w:bidi="fr_FR"/>
+        </w:rPr>
+        <w:t>7.8</w:t>
+      </w:r>
       <w:r>
         <w:rPr>
           <w:lang w:val="fr_FR" w:bidi="fr_FR"/>
@@ -756,72 +684,48 @@
         </w:rPr>
         <w:t>L’auteur du livre des Chroniques valorise également le règne de Salomon, qu’il considère à égalité avec celui de David, car Salomon concrétise les projets cultuels établis par son père (</w:t>
       </w:r>
-      <w:hyperlink r:id="rId26">
-        <w:r>
-          <w:rPr>
-            <w:lang w:val="fr_FR" w:bidi="fr_FR"/>
-          </w:rPr>
-          <w:rPr>
-            <w:color w:val="0000EE"/>
-            <w:u w:val="single"/>
-          </w:rPr>
-          <w:t>3.1</w:t>
-        </w:r>
-      </w:hyperlink>
+      <w:r>
+        <w:rPr>
+          <w:lang w:val="fr_FR" w:bidi="fr_FR"/>
+        </w:rPr>
+        <w:t>3.1</w:t>
+      </w:r>
       <w:r>
         <w:rPr>
           <w:lang w:val="fr_FR" w:bidi="fr_FR"/>
         </w:rPr>
         <w:t xml:space="preserve"> ; </w:t>
       </w:r>
-      <w:hyperlink r:id="rId27">
-        <w:r>
-          <w:rPr>
-            <w:lang w:val="fr_FR" w:bidi="fr_FR"/>
-          </w:rPr>
-          <w:rPr>
-            <w:color w:val="0000EE"/>
-            <w:u w:val="single"/>
-          </w:rPr>
-          <w:t>5.1</w:t>
-        </w:r>
-      </w:hyperlink>
+      <w:r>
+        <w:rPr>
+          <w:lang w:val="fr_FR" w:bidi="fr_FR"/>
+        </w:rPr>
+        <w:t>5.1</w:t>
+      </w:r>
       <w:r>
         <w:rPr>
           <w:lang w:val="fr_FR" w:bidi="fr_FR"/>
         </w:rPr>
         <w:t xml:space="preserve"> ; </w:t>
       </w:r>
-      <w:hyperlink r:id="rId28">
-        <w:r>
-          <w:rPr>
-            <w:lang w:val="fr_FR" w:bidi="fr_FR"/>
-          </w:rPr>
-          <w:rPr>
-            <w:color w:val="0000EE"/>
-            <w:u w:val="single"/>
-          </w:rPr>
-          <w:t>7.1</w:t>
-        </w:r>
-      </w:hyperlink>
+      <w:r>
+        <w:rPr>
+          <w:lang w:val="fr_FR" w:bidi="fr_FR"/>
+        </w:rPr>
+        <w:t>7.1</w:t>
+      </w:r>
       <w:r>
         <w:rPr>
           <w:lang w:val="fr_FR" w:bidi="fr_FR"/>
         </w:rPr>
         <w:t>). Dans son récit, David proclame publiquement Salomon comme roi, et ce dernier reçoit le soutien de Dieu et du peuple. L’auteur omet les intrigues liées à Adonija et les fautes de Salomon, et il fait porter au seul Jéroboam la responsabilité du schisme (</w:t>
       </w:r>
-      <w:hyperlink r:id="rId29">
-        <w:r>
-          <w:rPr>
-            <w:lang w:val="fr_FR" w:bidi="fr_FR"/>
-          </w:rPr>
-          <w:rPr>
-            <w:color w:val="0000EE"/>
-            <w:u w:val="single"/>
-          </w:rPr>
-          <w:t>13.6–7</w:t>
-        </w:r>
-      </w:hyperlink>
+      <w:r>
+        <w:rPr>
+          <w:lang w:val="fr_FR" w:bidi="fr_FR"/>
+        </w:rPr>
+        <w:t>13.6–7</w:t>
+      </w:r>
       <w:r>
         <w:rPr>
           <w:lang w:val="fr_FR" w:bidi="fr_FR"/>
@@ -856,90 +760,60 @@
         </w:rPr>
         <w:t>L’auteur du livre des Chroniques met en avant les actions du roi Ézéchias pour résoudre symboliquement le problème de la monarchie divisée. Sous Achaz, Juda sombre aussi bas qu’Israël (</w:t>
       </w:r>
-      <w:hyperlink r:id="rId30">
-        <w:r>
-          <w:rPr>
-            <w:lang w:val="fr_FR" w:bidi="fr_FR"/>
-          </w:rPr>
-          <w:rPr>
-            <w:color w:val="0000EE"/>
-            <w:u w:val="single"/>
-          </w:rPr>
-          <w:t>28.2</w:t>
-        </w:r>
-      </w:hyperlink>
+      <w:r>
+        <w:rPr>
+          <w:lang w:val="fr_FR" w:bidi="fr_FR"/>
+        </w:rPr>
+        <w:t>28.2</w:t>
+      </w:r>
       <w:r>
         <w:rPr>
           <w:lang w:val="fr_FR" w:bidi="fr_FR"/>
         </w:rPr>
         <w:t xml:space="preserve">, </w:t>
       </w:r>
-      <w:hyperlink r:id="rId31">
-        <w:r>
-          <w:rPr>
-            <w:lang w:val="fr_FR" w:bidi="fr_FR"/>
-          </w:rPr>
-          <w:rPr>
-            <w:color w:val="0000EE"/>
-            <w:u w:val="single"/>
-          </w:rPr>
-          <w:t>6</w:t>
-        </w:r>
-      </w:hyperlink>
+      <w:r>
+        <w:rPr>
+          <w:lang w:val="fr_FR" w:bidi="fr_FR"/>
+        </w:rPr>
+        <w:t>6</w:t>
+      </w:r>
       <w:r>
         <w:rPr>
           <w:lang w:val="fr_FR" w:bidi="fr_FR"/>
         </w:rPr>
         <w:t>), alors que les responsables d'Israël ont reconnu leurs péchés (</w:t>
       </w:r>
-      <w:hyperlink r:id="rId32">
-        <w:r>
-          <w:rPr>
-            <w:lang w:val="fr_FR" w:bidi="fr_FR"/>
-          </w:rPr>
-          <w:rPr>
-            <w:color w:val="0000EE"/>
-            <w:u w:val="single"/>
-          </w:rPr>
-          <w:t>28.13</w:t>
-        </w:r>
-      </w:hyperlink>
+      <w:r>
+        <w:rPr>
+          <w:lang w:val="fr_FR" w:bidi="fr_FR"/>
+        </w:rPr>
+        <w:t>28.13</w:t>
+      </w:r>
       <w:r>
         <w:rPr>
           <w:lang w:val="fr_FR" w:bidi="fr_FR"/>
         </w:rPr>
         <w:t>), signe de leur désir de restauration. L'auteur du livre des Chroniques introduit ensuite Ézéchias, dépeint comme un nouveau Salomon. Il invite les tribus du nord à participer à la première Pâque durant son règne, et plusieurs acceptent de venir (</w:t>
       </w:r>
-      <w:hyperlink r:id="rId33">
-        <w:r>
-          <w:rPr>
-            <w:lang w:val="fr_FR" w:bidi="fr_FR"/>
-          </w:rPr>
-          <w:rPr>
-            <w:color w:val="0000EE"/>
-            <w:u w:val="single"/>
-          </w:rPr>
-          <w:t>30.11</w:t>
-        </w:r>
-      </w:hyperlink>
+      <w:r>
+        <w:rPr>
+          <w:lang w:val="fr_FR" w:bidi="fr_FR"/>
+        </w:rPr>
+        <w:t>30.11</w:t>
+      </w:r>
       <w:r>
         <w:rPr>
           <w:lang w:val="fr_FR" w:bidi="fr_FR"/>
         </w:rPr>
         <w:t>) ; un tel rassemblement n’avait pas eu lieu depuis l’époque de Salomon (</w:t>
       </w:r>
-      <w:hyperlink r:id="rId34">
-        <w:r>
-          <w:rPr>
-            <w:lang w:val="fr_FR" w:bidi="fr_FR"/>
-          </w:rPr>
-          <w:rPr>
-            <w:color w:val="0000EE"/>
-            <w:u w:val="single"/>
-          </w:rPr>
-          <w:t>30.26</w:t>
-        </w:r>
-      </w:hyperlink>
+      <w:r>
+        <w:rPr>
+          <w:lang w:val="fr_FR" w:bidi="fr_FR"/>
+        </w:rPr>
+        <w:t>30.26</w:t>
+      </w:r>
       <w:r>
         <w:rPr>
           <w:lang w:val="fr_FR" w:bidi="fr_FR"/>
